--- a/LAB/lab1/Lab1_Testing_Fundamentals_via_Prompts.docx
+++ b/LAB/lab1/Lab1_Testing_Fundamentals_via_Prompts.docx
@@ -458,7 +458,7 @@
     </w:p>
     <w:p>
       <w:pPr>
-        <w:pStyle w:val="17"/>
+        <w:pStyle w:val="16"/>
         <w:numPr>
           <w:ilvl w:val="0"/>
           <w:numId w:val="1"/>
@@ -471,7 +471,7 @@
     </w:p>
     <w:p>
       <w:pPr>
-        <w:pStyle w:val="17"/>
+        <w:pStyle w:val="16"/>
         <w:numPr>
           <w:ilvl w:val="0"/>
           <w:numId w:val="1"/>
@@ -484,7 +484,7 @@
     </w:p>
     <w:p>
       <w:pPr>
-        <w:pStyle w:val="17"/>
+        <w:pStyle w:val="16"/>
         <w:numPr>
           <w:ilvl w:val="0"/>
           <w:numId w:val="1"/>
@@ -497,7 +497,7 @@
     </w:p>
     <w:p>
       <w:pPr>
-        <w:pStyle w:val="17"/>
+        <w:pStyle w:val="16"/>
         <w:numPr>
           <w:ilvl w:val="0"/>
           <w:numId w:val="1"/>
@@ -1997,7 +1997,7 @@
     </w:p>
     <w:p>
       <w:pPr>
-        <w:pStyle w:val="17"/>
+        <w:pStyle w:val="16"/>
         <w:numPr>
           <w:ilvl w:val="0"/>
           <w:numId w:val="1"/>
@@ -2017,7 +2017,7 @@
     </w:p>
     <w:p>
       <w:pPr>
-        <w:pStyle w:val="17"/>
+        <w:pStyle w:val="16"/>
         <w:numPr>
           <w:ilvl w:val="0"/>
           <w:numId w:val="1"/>
@@ -2037,7 +2037,7 @@
     </w:p>
     <w:p>
       <w:pPr>
-        <w:pStyle w:val="17"/>
+        <w:pStyle w:val="16"/>
         <w:numPr>
           <w:ilvl w:val="0"/>
           <w:numId w:val="1"/>
@@ -2057,7 +2057,7 @@
     </w:p>
     <w:p>
       <w:pPr>
-        <w:pStyle w:val="17"/>
+        <w:pStyle w:val="16"/>
         <w:numPr>
           <w:ilvl w:val="0"/>
           <w:numId w:val="1"/>
@@ -2077,7 +2077,7 @@
     </w:p>
     <w:p>
       <w:pPr>
-        <w:pStyle w:val="17"/>
+        <w:pStyle w:val="16"/>
         <w:numPr>
           <w:ilvl w:val="0"/>
           <w:numId w:val="1"/>
@@ -2113,7 +2113,7 @@
     </w:p>
     <w:p>
       <w:pPr>
-        <w:pStyle w:val="17"/>
+        <w:pStyle w:val="16"/>
         <w:numPr>
           <w:ilvl w:val="0"/>
           <w:numId w:val="1"/>
@@ -2126,7 +2126,7 @@
     </w:p>
     <w:p>
       <w:pPr>
-        <w:pStyle w:val="17"/>
+        <w:pStyle w:val="16"/>
         <w:numPr>
           <w:ilvl w:val="0"/>
           <w:numId w:val="1"/>
@@ -2139,7 +2139,7 @@
     </w:p>
     <w:p>
       <w:pPr>
-        <w:pStyle w:val="17"/>
+        <w:pStyle w:val="16"/>
         <w:numPr>
           <w:ilvl w:val="0"/>
           <w:numId w:val="1"/>
@@ -2382,6 +2382,12 @@
             <w:insideH w:val="single" w:color="auto" w:sz="4" w:space="0"/>
             <w:insideV w:val="single" w:color="auto" w:sz="4" w:space="0"/>
           </w:tblBorders>
+          <w:tblCellMar>
+            <w:top w:w="0" w:type="dxa"/>
+            <w:left w:w="10" w:type="dxa"/>
+            <w:bottom w:w="0" w:type="dxa"/>
+            <w:right w:w="10" w:type="dxa"/>
+          </w:tblCellMar>
         </w:tblPrEx>
         <w:tc>
           <w:tcPr>
@@ -2519,6 +2525,7 @@
       <w:pPr>
         <w:pStyle w:val="3"/>
       </w:pPr>
+      <w:bookmarkStart w:id="0" w:name="_GoBack"/>
       <w:r>
         <w:t>Nhiệm vụ 3 — Bảy nguyên tắc kiểm thử (7 Principles)</w:t>
       </w:r>
@@ -2548,7 +2555,7 @@
     </w:p>
     <w:p>
       <w:pPr>
-        <w:pStyle w:val="17"/>
+        <w:pStyle w:val="16"/>
         <w:numPr>
           <w:ilvl w:val="0"/>
           <w:numId w:val="1"/>
@@ -2561,7 +2568,7 @@
     </w:p>
     <w:p>
       <w:pPr>
-        <w:pStyle w:val="17"/>
+        <w:pStyle w:val="16"/>
         <w:numPr>
           <w:ilvl w:val="0"/>
           <w:numId w:val="1"/>
@@ -2574,7 +2581,7 @@
     </w:p>
     <w:p>
       <w:pPr>
-        <w:pStyle w:val="17"/>
+        <w:pStyle w:val="16"/>
         <w:numPr>
           <w:ilvl w:val="0"/>
           <w:numId w:val="1"/>
@@ -2585,6 +2592,7 @@
         <w:t>Có câu trả lời nào sai hoặc gây hiểu nhầm không? Em đã đối chiếu với ISTQB như thế nào?</w:t>
       </w:r>
     </w:p>
+    <w:bookmarkEnd w:id="0"/>
     <w:tbl>
       <w:tblPr>
         <w:tblStyle w:val="9"/>
@@ -2831,6 +2839,12 @@
             <w:insideH w:val="single" w:color="auto" w:sz="4" w:space="0"/>
             <w:insideV w:val="single" w:color="auto" w:sz="4" w:space="0"/>
           </w:tblBorders>
+          <w:tblCellMar>
+            <w:top w:w="0" w:type="dxa"/>
+            <w:left w:w="10" w:type="dxa"/>
+            <w:bottom w:w="0" w:type="dxa"/>
+            <w:right w:w="10" w:type="dxa"/>
+          </w:tblCellMar>
         </w:tblPrEx>
         <w:tc>
           <w:tcPr>
@@ -2967,7 +2981,7 @@
     </w:p>
     <w:p>
       <w:pPr>
-        <w:pStyle w:val="17"/>
+        <w:pStyle w:val="16"/>
         <w:numPr>
           <w:ilvl w:val="0"/>
           <w:numId w:val="2"/>
@@ -2980,7 +2994,7 @@
     </w:p>
     <w:p>
       <w:pPr>
-        <w:pStyle w:val="17"/>
+        <w:pStyle w:val="16"/>
         <w:numPr>
           <w:ilvl w:val="0"/>
           <w:numId w:val="2"/>
@@ -2993,7 +3007,7 @@
     </w:p>
     <w:p>
       <w:pPr>
-        <w:pStyle w:val="17"/>
+        <w:pStyle w:val="16"/>
         <w:numPr>
           <w:ilvl w:val="0"/>
           <w:numId w:val="2"/>
@@ -3029,7 +3043,7 @@
     </w:p>
     <w:p>
       <w:pPr>
-        <w:pStyle w:val="17"/>
+        <w:pStyle w:val="16"/>
         <w:numPr>
           <w:ilvl w:val="0"/>
           <w:numId w:val="3"/>
@@ -3042,7 +3056,7 @@
     </w:p>
     <w:p>
       <w:pPr>
-        <w:pStyle w:val="17"/>
+        <w:pStyle w:val="16"/>
         <w:numPr>
           <w:ilvl w:val="0"/>
           <w:numId w:val="3"/>
@@ -3055,7 +3069,7 @@
     </w:p>
     <w:p>
       <w:pPr>
-        <w:pStyle w:val="17"/>
+        <w:pStyle w:val="16"/>
         <w:numPr>
           <w:ilvl w:val="0"/>
           <w:numId w:val="3"/>
@@ -3068,7 +3082,7 @@
     </w:p>
     <w:p>
       <w:pPr>
-        <w:pStyle w:val="17"/>
+        <w:pStyle w:val="16"/>
         <w:numPr>
           <w:ilvl w:val="0"/>
           <w:numId w:val="3"/>
@@ -3081,7 +3095,7 @@
     </w:p>
     <w:p>
       <w:pPr>
-        <w:pStyle w:val="17"/>
+        <w:pStyle w:val="16"/>
         <w:numPr>
           <w:ilvl w:val="0"/>
           <w:numId w:val="3"/>
@@ -3094,7 +3108,7 @@
     </w:p>
     <w:p>
       <w:pPr>
-        <w:pStyle w:val="17"/>
+        <w:pStyle w:val="16"/>
         <w:numPr>
           <w:ilvl w:val="0"/>
           <w:numId w:val="3"/>
@@ -3150,6 +3164,12 @@
             <w:insideH w:val="single" w:color="auto" w:sz="4" w:space="0"/>
             <w:insideV w:val="single" w:color="auto" w:sz="4" w:space="0"/>
           </w:tblBorders>
+          <w:tblCellMar>
+            <w:top w:w="0" w:type="dxa"/>
+            <w:left w:w="10" w:type="dxa"/>
+            <w:bottom w:w="0" w:type="dxa"/>
+            <w:right w:w="10" w:type="dxa"/>
+          </w:tblCellMar>
         </w:tblPrEx>
         <w:trPr>
           <w:tblHeader/>
@@ -4166,7 +4186,7 @@
     </w:p>
     <w:p>
       <w:pPr>
-        <w:pStyle w:val="17"/>
+        <w:pStyle w:val="16"/>
         <w:numPr>
           <w:ilvl w:val="0"/>
           <w:numId w:val="1"/>
@@ -4179,7 +4199,7 @@
     </w:p>
     <w:p>
       <w:pPr>
-        <w:pStyle w:val="17"/>
+        <w:pStyle w:val="16"/>
         <w:numPr>
           <w:ilvl w:val="0"/>
           <w:numId w:val="1"/>
@@ -4192,7 +4212,7 @@
     </w:p>
     <w:p>
       <w:pPr>
-        <w:pStyle w:val="17"/>
+        <w:pStyle w:val="16"/>
         <w:numPr>
           <w:ilvl w:val="0"/>
           <w:numId w:val="1"/>
@@ -4205,7 +4225,7 @@
     </w:p>
     <w:p>
       <w:pPr>
-        <w:pStyle w:val="17"/>
+        <w:pStyle w:val="16"/>
         <w:numPr>
           <w:ilvl w:val="0"/>
           <w:numId w:val="1"/>
@@ -4218,7 +4238,7 @@
     </w:p>
     <w:p>
       <w:pPr>
-        <w:pStyle w:val="17"/>
+        <w:pStyle w:val="16"/>
         <w:numPr>
           <w:ilvl w:val="0"/>
           <w:numId w:val="1"/>
@@ -4246,7 +4266,7 @@
     </w:p>
     <w:p>
       <w:pPr>
-        <w:pStyle w:val="17"/>
+        <w:pStyle w:val="16"/>
         <w:numPr>
           <w:ilvl w:val="0"/>
           <w:numId w:val="1"/>
@@ -4259,7 +4279,7 @@
     </w:p>
     <w:p>
       <w:pPr>
-        <w:pStyle w:val="17"/>
+        <w:pStyle w:val="16"/>
         <w:numPr>
           <w:ilvl w:val="0"/>
           <w:numId w:val="1"/>
@@ -4282,7 +4302,7 @@
     </w:p>
     <w:p>
       <w:pPr>
-        <w:pStyle w:val="17"/>
+        <w:pStyle w:val="16"/>
         <w:numPr>
           <w:ilvl w:val="0"/>
           <w:numId w:val="4"/>
@@ -4302,7 +4322,7 @@
     </w:p>
     <w:p>
       <w:pPr>
-        <w:pStyle w:val="17"/>
+        <w:pStyle w:val="16"/>
         <w:numPr>
           <w:ilvl w:val="1"/>
           <w:numId w:val="5"/>
@@ -4320,7 +4340,7 @@
     </w:p>
     <w:p>
       <w:pPr>
-        <w:pStyle w:val="17"/>
+        <w:pStyle w:val="16"/>
         <w:numPr>
           <w:ilvl w:val="1"/>
           <w:numId w:val="5"/>
@@ -4338,7 +4358,7 @@
     </w:p>
     <w:p>
       <w:pPr>
-        <w:pStyle w:val="17"/>
+        <w:pStyle w:val="16"/>
         <w:numPr>
           <w:ilvl w:val="2"/>
           <w:numId w:val="5"/>
@@ -4356,7 +4376,7 @@
     </w:p>
     <w:p>
       <w:pPr>
-        <w:pStyle w:val="17"/>
+        <w:pStyle w:val="16"/>
         <w:numPr>
           <w:ilvl w:val="0"/>
           <w:numId w:val="6"/>
@@ -4368,7 +4388,7 @@
     </w:p>
     <w:p>
       <w:pPr>
-        <w:pStyle w:val="17"/>
+        <w:pStyle w:val="16"/>
         <w:numPr>
           <w:ilvl w:val="0"/>
           <w:numId w:val="6"/>
@@ -4380,7 +4400,7 @@
     </w:p>
     <w:p>
       <w:pPr>
-        <w:pStyle w:val="17"/>
+        <w:pStyle w:val="16"/>
         <w:numPr>
           <w:ilvl w:val="2"/>
           <w:numId w:val="5"/>
@@ -4398,7 +4418,7 @@
     </w:p>
     <w:p>
       <w:pPr>
-        <w:pStyle w:val="17"/>
+        <w:pStyle w:val="16"/>
         <w:numPr>
           <w:ilvl w:val="0"/>
           <w:numId w:val="6"/>
@@ -4410,7 +4430,7 @@
     </w:p>
     <w:p>
       <w:pPr>
-        <w:pStyle w:val="17"/>
+        <w:pStyle w:val="16"/>
         <w:numPr>
           <w:ilvl w:val="0"/>
           <w:numId w:val="6"/>
@@ -4422,7 +4442,7 @@
     </w:p>
     <w:p>
       <w:pPr>
-        <w:pStyle w:val="17"/>
+        <w:pStyle w:val="16"/>
         <w:numPr>
           <w:ilvl w:val="2"/>
           <w:numId w:val="5"/>
@@ -4440,7 +4460,7 @@
     </w:p>
     <w:p>
       <w:pPr>
-        <w:pStyle w:val="17"/>
+        <w:pStyle w:val="16"/>
         <w:numPr>
           <w:ilvl w:val="2"/>
           <w:numId w:val="5"/>
@@ -4455,12 +4475,10 @@
       <w:r>
         <w:t>Root cause</w:t>
       </w:r>
-      <w:bookmarkStart w:id="0" w:name="_GoBack"/>
-      <w:bookmarkEnd w:id="0"/>
-    </w:p>
-    <w:p>
-      <w:pPr>
-        <w:pStyle w:val="17"/>
+    </w:p>
+    <w:p>
+      <w:pPr>
+        <w:pStyle w:val="16"/>
         <w:numPr>
           <w:ilvl w:val="2"/>
           <w:numId w:val="5"/>
@@ -4478,7 +4496,7 @@
     </w:p>
     <w:p>
       <w:pPr>
-        <w:pStyle w:val="17"/>
+        <w:pStyle w:val="16"/>
         <w:numPr>
           <w:ilvl w:val="1"/>
           <w:numId w:val="5"/>
@@ -4496,7 +4514,7 @@
     </w:p>
     <w:p>
       <w:pPr>
-        <w:pStyle w:val="17"/>
+        <w:pStyle w:val="16"/>
         <w:numPr>
           <w:ilvl w:val="0"/>
           <w:numId w:val="5"/>
@@ -4514,7 +4532,7 @@
     </w:p>
     <w:p>
       <w:pPr>
-        <w:pStyle w:val="17"/>
+        <w:pStyle w:val="16"/>
         <w:numPr>
           <w:ilvl w:val="1"/>
           <w:numId w:val="5"/>
@@ -4532,7 +4550,7 @@
     </w:p>
     <w:p>
       <w:pPr>
-        <w:pStyle w:val="17"/>
+        <w:pStyle w:val="16"/>
         <w:numPr>
           <w:ilvl w:val="1"/>
           <w:numId w:val="5"/>
@@ -4550,7 +4568,7 @@
     </w:p>
     <w:p>
       <w:pPr>
-        <w:pStyle w:val="17"/>
+        <w:pStyle w:val="16"/>
         <w:numPr>
           <w:ilvl w:val="2"/>
           <w:numId w:val="5"/>
@@ -4568,7 +4586,7 @@
     </w:p>
     <w:p>
       <w:pPr>
-        <w:pStyle w:val="17"/>
+        <w:pStyle w:val="16"/>
         <w:numPr>
           <w:ilvl w:val="2"/>
           <w:numId w:val="5"/>
@@ -4586,7 +4604,7 @@
     </w:p>
     <w:p>
       <w:pPr>
-        <w:pStyle w:val="17"/>
+        <w:pStyle w:val="16"/>
         <w:numPr>
           <w:ilvl w:val="2"/>
           <w:numId w:val="5"/>
@@ -4604,7 +4622,7 @@
     </w:p>
     <w:p>
       <w:pPr>
-        <w:pStyle w:val="17"/>
+        <w:pStyle w:val="16"/>
         <w:numPr>
           <w:ilvl w:val="1"/>
           <w:numId w:val="5"/>
@@ -4622,7 +4640,7 @@
     </w:p>
     <w:p>
       <w:pPr>
-        <w:pStyle w:val="17"/>
+        <w:pStyle w:val="16"/>
         <w:numPr>
           <w:ilvl w:val="0"/>
           <w:numId w:val="5"/>
@@ -4640,7 +4658,7 @@
     </w:p>
     <w:p>
       <w:pPr>
-        <w:pStyle w:val="17"/>
+        <w:pStyle w:val="16"/>
         <w:numPr>
           <w:ilvl w:val="1"/>
           <w:numId w:val="5"/>
@@ -4658,7 +4676,7 @@
     </w:p>
     <w:p>
       <w:pPr>
-        <w:pStyle w:val="17"/>
+        <w:pStyle w:val="16"/>
         <w:numPr>
           <w:ilvl w:val="1"/>
           <w:numId w:val="5"/>
@@ -4676,7 +4694,7 @@
     </w:p>
     <w:p>
       <w:pPr>
-        <w:pStyle w:val="17"/>
+        <w:pStyle w:val="16"/>
         <w:numPr>
           <w:ilvl w:val="2"/>
           <w:numId w:val="5"/>
@@ -4700,7 +4718,7 @@
     </w:p>
     <w:p>
       <w:pPr>
-        <w:pStyle w:val="17"/>
+        <w:pStyle w:val="16"/>
         <w:numPr>
           <w:ilvl w:val="2"/>
           <w:numId w:val="5"/>
@@ -4718,7 +4736,7 @@
     </w:p>
     <w:p>
       <w:pPr>
-        <w:pStyle w:val="17"/>
+        <w:pStyle w:val="16"/>
         <w:numPr>
           <w:ilvl w:val="2"/>
           <w:numId w:val="5"/>
@@ -4736,7 +4754,7 @@
     </w:p>
     <w:p>
       <w:pPr>
-        <w:pStyle w:val="17"/>
+        <w:pStyle w:val="16"/>
         <w:numPr>
           <w:ilvl w:val="1"/>
           <w:numId w:val="5"/>
@@ -4754,7 +4772,7 @@
     </w:p>
     <w:p>
       <w:pPr>
-        <w:pStyle w:val="17"/>
+        <w:pStyle w:val="16"/>
         <w:numPr>
           <w:ilvl w:val="0"/>
           <w:numId w:val="5"/>
@@ -4773,7 +4791,7 @@
     </w:p>
     <w:p>
       <w:pPr>
-        <w:pStyle w:val="17"/>
+        <w:pStyle w:val="16"/>
         <w:numPr>
           <w:ilvl w:val="0"/>
           <w:numId w:val="5"/>
@@ -4791,7 +4809,7 @@
     </w:p>
     <w:p>
       <w:pPr>
-        <w:pStyle w:val="17"/>
+        <w:pStyle w:val="16"/>
         <w:numPr>
           <w:ilvl w:val="0"/>
           <w:numId w:val="5"/>
@@ -4809,7 +4827,7 @@
     </w:p>
     <w:p>
       <w:pPr>
-        <w:pStyle w:val="17"/>
+        <w:pStyle w:val="16"/>
         <w:numPr>
           <w:ilvl w:val="0"/>
           <w:numId w:val="5"/>
@@ -5568,7 +5586,7 @@
     <w:lsdException w:uiPriority="39" w:name="toc 8"/>
     <w:lsdException w:uiPriority="39" w:name="toc 9"/>
     <w:lsdException w:uiPriority="99" w:name="Normal Indent"/>
-    <w:lsdException w:uiPriority="99" w:name="footnote text"/>
+    <w:lsdException w:qFormat="1" w:uiPriority="99" w:name="footnote text"/>
     <w:lsdException w:uiPriority="99" w:name="annotation text"/>
     <w:lsdException w:uiPriority="99" w:name="header"/>
     <w:lsdException w:uiPriority="99" w:name="footer"/>
@@ -5581,7 +5599,7 @@
     <w:lsdException w:uiPriority="99" w:name="annotation reference"/>
     <w:lsdException w:uiPriority="99" w:name="line number"/>
     <w:lsdException w:uiPriority="99" w:name="page number"/>
-    <w:lsdException w:uiPriority="99" w:name="endnote reference"/>
+    <w:lsdException w:qFormat="1" w:uiPriority="99" w:name="endnote reference"/>
     <w:lsdException w:qFormat="1" w:uiPriority="99" w:name="endnote text"/>
     <w:lsdException w:uiPriority="99" w:name="table of authorities"/>
     <w:lsdException w:uiPriority="99" w:name="macro"/>
@@ -5732,7 +5750,7 @@
     <w:lsdException w:unhideWhenUsed="0" w:uiPriority="71" w:semiHidden="0" w:name="Colorful Shading Accent 2"/>
     <w:lsdException w:qFormat="1" w:unhideWhenUsed="0" w:uiPriority="72" w:semiHidden="0" w:name="Colorful List Accent 2"/>
     <w:lsdException w:qFormat="1" w:unhideWhenUsed="0" w:uiPriority="73" w:semiHidden="0" w:name="Colorful Grid Accent 2"/>
-    <w:lsdException w:unhideWhenUsed="0" w:uiPriority="60" w:semiHidden="0" w:name="Light Shading Accent 3"/>
+    <w:lsdException w:qFormat="1" w:unhideWhenUsed="0" w:uiPriority="60" w:semiHidden="0" w:name="Light Shading Accent 3"/>
     <w:lsdException w:unhideWhenUsed="0" w:uiPriority="61" w:semiHidden="0" w:name="Light List Accent 3"/>
     <w:lsdException w:qFormat="1" w:unhideWhenUsed="0" w:uiPriority="62" w:semiHidden="0" w:name="Light Grid Accent 3"/>
     <w:lsdException w:qFormat="1" w:unhideWhenUsed="0" w:uiPriority="63" w:semiHidden="0" w:name="Medium Shading 1 Accent 3"/>
@@ -5933,6 +5951,7 @@
     <w:name w:val="endnote reference"/>
     <w:semiHidden/>
     <w:unhideWhenUsed/>
+    <w:qFormat/>
     <w:uiPriority w:val="99"/>
     <w:rPr>
       <w:vertAlign w:val="superscript"/>
@@ -5967,6 +5986,7 @@
     <w:link w:val="18"/>
     <w:semiHidden/>
     <w:unhideWhenUsed/>
+    <w:qFormat/>
     <w:uiPriority w:val="99"/>
     <w:rPr>
       <w:rFonts w:ascii="Arial" w:hAnsi="Arial" w:eastAsia="Arial" w:cs="Arial"/>
@@ -5996,7 +6016,18 @@
       <w:lang w:val="en-US" w:eastAsia="en-US" w:bidi="ar-SA"/>
     </w:rPr>
   </w:style>
-  <w:style w:type="paragraph" w:customStyle="1" w:styleId="16">
+  <w:style w:type="paragraph" w:styleId="16">
+    <w:name w:val="List Paragraph"/>
+    <w:qFormat/>
+    <w:uiPriority w:val="34"/>
+    <w:rPr>
+      <w:rFonts w:ascii="Arial" w:hAnsi="Arial" w:eastAsia="Arial" w:cs="Arial"/>
+      <w:sz w:val="22"/>
+      <w:szCs w:val="22"/>
+      <w:lang w:val="en-US" w:eastAsia="en-US" w:bidi="ar-SA"/>
+    </w:rPr>
+  </w:style>
+  <w:style w:type="paragraph" w:customStyle="1" w:styleId="17">
     <w:name w:val="Strong1"/>
     <w:qFormat/>
     <w:uiPriority w:val="0"/>
@@ -6004,17 +6035,6 @@
       <w:rFonts w:ascii="Arial" w:hAnsi="Arial" w:eastAsia="Arial" w:cs="Arial"/>
       <w:b/>
       <w:bCs/>
-      <w:sz w:val="22"/>
-      <w:szCs w:val="22"/>
-      <w:lang w:val="en-US" w:eastAsia="en-US" w:bidi="ar-SA"/>
-    </w:rPr>
-  </w:style>
-  <w:style w:type="paragraph" w:styleId="17">
-    <w:name w:val="List Paragraph"/>
-    <w:qFormat/>
-    <w:uiPriority w:val="34"/>
-    <w:rPr>
-      <w:rFonts w:ascii="Arial" w:hAnsi="Arial" w:eastAsia="Arial" w:cs="Arial"/>
       <w:sz w:val="22"/>
       <w:szCs w:val="22"/>
       <w:lang w:val="en-US" w:eastAsia="en-US" w:bidi="ar-SA"/>
